--- a/Docs/TechTask/ТЗ 0.0.8.docx
+++ b/Docs/TechTask/ТЗ 0.0.8.docx
@@ -152,65 +152,70 @@
       </w:r>
     </w:p>
     <w:p>
+      <w:pPr>
+        <w:ind w:firstLine="708"/>
+      </w:pPr>
+      <w:r>
+        <w:t>0.0.8.1.2. Добавить скрипты БД</w:t>
+      </w:r>
+    </w:p>
+    <w:p>
       <w:r>
         <w:t xml:space="preserve">0.0.8.2. </w:t>
       </w:r>
       <w:r>
         <w:t>Добавить сервис</w:t>
-      </w:r>
-      <w:r>
-        <w:t>ы</w:t>
-      </w:r>
-      <w:r>
-        <w:t xml:space="preserve"> данных ролей</w:t>
-      </w:r>
-    </w:p>
-    <w:p>
-      <w:pPr>
-        <w:ind w:firstLine="708"/>
-      </w:pPr>
-      <w:r>
-        <w:t>0.0.8.2.1. Метод списка ролей</w:t>
-      </w:r>
-    </w:p>
-    <w:p>
-      <w:r>
-        <w:t>0.0.8.</w:t>
-      </w:r>
-      <w:r>
-        <w:t>3</w:t>
-      </w:r>
-      <w:r>
-        <w:t xml:space="preserve">. Добавить модель Роль пользователя, скрипты БД, </w:t>
-      </w:r>
-      <w:proofErr w:type="spellStart"/>
-      <w:r>
-        <w:t>репозиторий</w:t>
-      </w:r>
-      <w:proofErr w:type="spellEnd"/>
-    </w:p>
-    <w:p>
-      <w:pPr>
-        <w:ind w:firstLine="708"/>
-      </w:pPr>
-      <w:r>
-        <w:t>0.0.8.3</w:t>
-      </w:r>
-      <w:r>
-        <w:t>.1. Добавить модель БД и контракт «Роль пользователя»</w:t>
-      </w:r>
-    </w:p>
-    <w:p>
-      <w:r>
-        <w:t>0.0.8.4. Добавить разрешения на методы и формы</w:t>
-      </w:r>
-    </w:p>
-    <w:p>
-      <w:r>
-        <w:tab/>
       </w:r>
       <w:bookmarkStart w:id="0" w:name="_GoBack"/>
       <w:bookmarkEnd w:id="0"/>
+      <w:r>
+        <w:t xml:space="preserve"> данных ролей</w:t>
+      </w:r>
+    </w:p>
+    <w:p>
+      <w:pPr>
+        <w:ind w:firstLine="708"/>
+      </w:pPr>
+      <w:r>
+        <w:t>0.0.8.2.1. Метод списка ролей</w:t>
+      </w:r>
+    </w:p>
+    <w:p>
+      <w:r>
+        <w:t>0.0.8.</w:t>
+      </w:r>
+      <w:r>
+        <w:t>3</w:t>
+      </w:r>
+      <w:r>
+        <w:t xml:space="preserve">. Добавить модель Роль пользователя, скрипты БД, </w:t>
+      </w:r>
+      <w:proofErr w:type="spellStart"/>
+      <w:r>
+        <w:t>репозиторий</w:t>
+      </w:r>
+      <w:proofErr w:type="spellEnd"/>
+    </w:p>
+    <w:p>
+      <w:pPr>
+        <w:ind w:firstLine="708"/>
+      </w:pPr>
+      <w:r>
+        <w:t>0.0.8.3</w:t>
+      </w:r>
+      <w:r>
+        <w:t>.1. Добавить модель БД и контракт «Роль пользователя»</w:t>
+      </w:r>
+    </w:p>
+    <w:p>
+      <w:r>
+        <w:t>0.0.8.4. Добавить разрешения на методы и формы</w:t>
+      </w:r>
+    </w:p>
+    <w:p>
+      <w:r>
+        <w:tab/>
+      </w:r>
     </w:p>
     <w:sectPr>
       <w:pgSz w:w="11906" w:h="16838"/>

--- a/Docs/TechTask/ТЗ 0.0.8.docx
+++ b/Docs/TechTask/ТЗ 0.0.8.docx
@@ -164,21 +164,46 @@
         <w:t xml:space="preserve">0.0.8.2. </w:t>
       </w:r>
       <w:r>
-        <w:t>Добавить сервис</w:t>
+        <w:t>Добавить сервис данных ролей</w:t>
+      </w:r>
+    </w:p>
+    <w:p>
+      <w:pPr>
+        <w:ind w:firstLine="708"/>
+      </w:pPr>
+      <w:r>
+        <w:t>0.0.8.2.1. Метод списка ролей</w:t>
+      </w:r>
+    </w:p>
+    <w:p>
+      <w:pPr>
+        <w:ind w:firstLine="708"/>
+      </w:pPr>
+      <w:r>
+        <w:t>0.0.8.2.</w:t>
+      </w:r>
+      <w:r>
+        <w:t>2</w:t>
+      </w:r>
+      <w:r>
+        <w:t xml:space="preserve">. Метод </w:t>
+      </w:r>
+      <w:r>
+        <w:t>детализации</w:t>
+      </w:r>
+      <w:r>
+        <w:t xml:space="preserve"> </w:t>
       </w:r>
       <w:bookmarkStart w:id="0" w:name="_GoBack"/>
       <w:bookmarkEnd w:id="0"/>
       <w:r>
-        <w:t xml:space="preserve"> данных ролей</w:t>
+        <w:t>роли</w:t>
       </w:r>
     </w:p>
     <w:p>
       <w:pPr>
         <w:ind w:firstLine="708"/>
       </w:pPr>
-      <w:r>
-        <w:t>0.0.8.2.1. Метод списка ролей</w:t>
-      </w:r>
     </w:p>
     <w:p>
       <w:r>
